--- a/docs/registry/out/07_Лицензионное_соглашение_и_лицензионная_политика.docx
+++ b/docs/registry/out/07_Лицензионное_соглашение_и_лицензионная_политика.docx
@@ -60,7 +60,7 @@
         <w:jc w:val="center"/>
       </w:pPr>
       <w:r>
-        <w:t>Версия 0.0.1-61</w:t>
+        <w:t>Версия 0.0.1-63</w:t>
         <w:br/>
         <w:t>Правообладатель: Пономарев Роман Сергеевич</w:t>
         <w:br/>

--- a/docs/registry/out/07_Лицензионное_соглашение_и_лицензионная_политика.docx
+++ b/docs/registry/out/07_Лицензионное_соглашение_и_лицензионная_политика.docx
@@ -60,7 +60,7 @@
         <w:jc w:val="center"/>
       </w:pPr>
       <w:r>
-        <w:t>Версия 0.0.1-63</w:t>
+        <w:t>Версия 0.0.1-66</w:t>
         <w:br/>
         <w:t>Правообладатель: Пономарев Роман Сергеевич</w:t>
         <w:br/>

--- a/docs/registry/out/07_Лицензионное_соглашение_и_лицензионная_политика.docx
+++ b/docs/registry/out/07_Лицензионное_соглашение_и_лицензионная_политика.docx
@@ -60,7 +60,7 @@
         <w:jc w:val="center"/>
       </w:pPr>
       <w:r>
-        <w:t>Версия 0.0.1-66</w:t>
+        <w:t>Версия 0.0.1-70</w:t>
         <w:br/>
         <w:t>Правообладатель: Пономарев Роман Сергеевич</w:t>
         <w:br/>

--- a/docs/registry/out/07_Лицензионное_соглашение_и_лицензионная_политика.docx
+++ b/docs/registry/out/07_Лицензионное_соглашение_и_лицензионная_политика.docx
@@ -60,7 +60,7 @@
         <w:jc w:val="center"/>
       </w:pPr>
       <w:r>
-        <w:t>Версия 0.0.1-70</w:t>
+        <w:t>Версия 0.0.1-74</w:t>
         <w:br/>
         <w:t>Правообладатель: Пономарев Роман Сергеевич</w:t>
         <w:br/>

--- a/docs/registry/out/07_Лицензионное_соглашение_и_лицензионная_политика.docx
+++ b/docs/registry/out/07_Лицензионное_соглашение_и_лицензионная_политика.docx
@@ -60,7 +60,7 @@
         <w:jc w:val="center"/>
       </w:pPr>
       <w:r>
-        <w:t>Версия 0.0.1-74</w:t>
+        <w:t>Версия 0.0.1-77</w:t>
         <w:br/>
         <w:t>Правообладатель: Пономарев Роман Сергеевич</w:t>
         <w:br/>
